--- a/documents/Resume_Diving.docx
+++ b/documents/Resume_Diving.docx
@@ -5,19 +5,7 @@
     <w:p>
       <w:pPr>
         <w:pStyle w:val="Heading2"/>
-        <w:spacing w:before="0" w:after="0" w:line="240" w:lineRule="auto"/>
-        <w:rPr>
-          <w:rFonts w:ascii="Times New Roman" w:hAnsi="Times New Roman" w:cs="Times New Roman"/>
-          <w:color w:val="auto"/>
-          <w:sz w:val="30"/>
-          <w:szCs w:val="30"/>
-        </w:rPr>
-      </w:pPr>
-    </w:p>
-    <w:p>
-      <w:pPr>
-        <w:pStyle w:val="Heading2"/>
-        <w:spacing w:before="0" w:after="0" w:line="240" w:lineRule="auto"/>
+        <w:spacing w:after="0" w:line="240" w:lineRule="auto"/>
         <w:rPr>
           <w:rFonts w:ascii="Times New Roman" w:hAnsi="Times New Roman" w:cs="Times New Roman"/>
           <w:color w:val="auto"/>
@@ -323,16 +311,6 @@
     </w:p>
     <w:p>
       <w:pPr>
-        <w:spacing w:after="0" w:line="240" w:lineRule="auto"/>
-        <w:rPr>
-          <w:rFonts w:ascii="Times New Roman" w:hAnsi="Times New Roman" w:cs="Times New Roman"/>
-          <w:sz w:val="20"/>
-          <w:szCs w:val="20"/>
-        </w:rPr>
-      </w:pPr>
-    </w:p>
-    <w:p>
-      <w:pPr>
         <w:pStyle w:val="Heading2"/>
         <w:spacing w:before="0" w:after="0" w:line="240" w:lineRule="auto"/>
         <w:rPr>
@@ -805,9 +783,8 @@
           <w:sz w:val="22"/>
           <w:szCs w:val="22"/>
         </w:rPr>
-        <w:t xml:space="preserve">Agent Development Kit (ADK), Machine Learning, Gemini, </w:t>
-      </w:r>
-      <w:proofErr w:type="spellStart"/>
+        <w:t>Agent Development Kit (ADK), Machine Learning, Gemini, Ollama, Kaggle</w:t>
+      </w:r>
       <w:r>
         <w:rPr>
           <w:rFonts w:ascii="Times New Roman" w:hAnsi="Times New Roman" w:cs="Times New Roman"/>
@@ -815,38 +792,8 @@
           <w:sz w:val="22"/>
           <w:szCs w:val="22"/>
         </w:rPr>
-        <w:t>Ollama</w:t>
-      </w:r>
-      <w:proofErr w:type="spellEnd"/>
-      <w:r>
-        <w:rPr>
-          <w:rFonts w:ascii="Times New Roman" w:hAnsi="Times New Roman" w:cs="Times New Roman"/>
-          <w:color w:val="auto"/>
-          <w:sz w:val="22"/>
-          <w:szCs w:val="22"/>
-        </w:rPr>
-        <w:t>, Kaggle</w:t>
-      </w:r>
-      <w:r>
-        <w:rPr>
-          <w:rFonts w:ascii="Times New Roman" w:hAnsi="Times New Roman" w:cs="Times New Roman"/>
-          <w:color w:val="auto"/>
-          <w:sz w:val="22"/>
-          <w:szCs w:val="22"/>
-        </w:rPr>
-        <w:t xml:space="preserve">, </w:t>
-      </w:r>
-      <w:proofErr w:type="spellStart"/>
-      <w:r>
-        <w:rPr>
-          <w:rFonts w:ascii="Times New Roman" w:hAnsi="Times New Roman" w:cs="Times New Roman"/>
-          <w:color w:val="auto"/>
-          <w:sz w:val="22"/>
-          <w:szCs w:val="22"/>
-        </w:rPr>
-        <w:t>LangChain</w:t>
-      </w:r>
-      <w:proofErr w:type="spellEnd"/>
+        <w:t>, LangChain</w:t>
+      </w:r>
     </w:p>
     <w:p>
       <w:pPr>
@@ -899,6 +846,45 @@
     </w:p>
     <w:p>
       <w:pPr>
+        <w:tabs>
+          <w:tab w:val="left" w:pos="2136"/>
+        </w:tabs>
+        <w:spacing w:after="0" w:line="240" w:lineRule="auto"/>
+        <w:rPr>
+          <w:rFonts w:ascii="Times New Roman" w:hAnsi="Times New Roman" w:cs="Times New Roman"/>
+          <w:sz w:val="20"/>
+          <w:szCs w:val="20"/>
+        </w:rPr>
+      </w:pPr>
+    </w:p>
+    <w:p>
+      <w:pPr>
+        <w:tabs>
+          <w:tab w:val="left" w:pos="2136"/>
+        </w:tabs>
+        <w:spacing w:after="0" w:line="240" w:lineRule="auto"/>
+        <w:rPr>
+          <w:rFonts w:ascii="Times New Roman" w:hAnsi="Times New Roman" w:cs="Times New Roman"/>
+          <w:sz w:val="20"/>
+          <w:szCs w:val="20"/>
+        </w:rPr>
+      </w:pPr>
+    </w:p>
+    <w:p>
+      <w:pPr>
+        <w:tabs>
+          <w:tab w:val="left" w:pos="2136"/>
+        </w:tabs>
+        <w:spacing w:after="0" w:line="240" w:lineRule="auto"/>
+        <w:rPr>
+          <w:rFonts w:ascii="Times New Roman" w:hAnsi="Times New Roman" w:cs="Times New Roman"/>
+          <w:sz w:val="20"/>
+          <w:szCs w:val="20"/>
+        </w:rPr>
+      </w:pPr>
+    </w:p>
+    <w:p>
+      <w:pPr>
         <w:pStyle w:val="Heading2"/>
         <w:spacing w:before="0" w:after="0" w:line="240" w:lineRule="auto"/>
         <w:jc w:val="center"/>
@@ -991,7 +977,7 @@
         <w:pStyle w:val="ListParagraph"/>
         <w:numPr>
           <w:ilvl w:val="0"/>
-          <w:numId w:val="4"/>
+          <w:numId w:val="14"/>
         </w:numPr>
         <w:spacing w:after="0" w:line="240" w:lineRule="auto"/>
         <w:rPr>
@@ -1002,7 +988,13 @@
         <w:rPr>
           <w:rFonts w:ascii="Times New Roman" w:hAnsi="Times New Roman" w:cs="Times New Roman"/>
         </w:rPr>
-        <w:t>NITROX Scuba diver, PADI, 2018</w:t>
+        <w:t>Lift bags</w:t>
+      </w:r>
+      <w:r>
+        <w:rPr>
+          <w:rFonts w:ascii="Times New Roman" w:hAnsi="Times New Roman" w:cs="Times New Roman"/>
+        </w:rPr>
+        <w:t>, transect surveys, quadrat sampling, underwater hardware installation</w:t>
       </w:r>
     </w:p>
     <w:p>
@@ -1021,7 +1013,119 @@
         <w:rPr>
           <w:rFonts w:ascii="Times New Roman" w:hAnsi="Times New Roman" w:cs="Times New Roman"/>
         </w:rPr>
+        <w:t xml:space="preserve">NITROX </w:t>
+      </w:r>
+      <w:r>
+        <w:rPr>
+          <w:rFonts w:ascii="Times New Roman" w:hAnsi="Times New Roman" w:cs="Times New Roman"/>
+        </w:rPr>
+        <w:t>SCUBA</w:t>
+      </w:r>
+      <w:r>
+        <w:rPr>
+          <w:rFonts w:ascii="Times New Roman" w:hAnsi="Times New Roman" w:cs="Times New Roman"/>
+        </w:rPr>
+        <w:t xml:space="preserve"> diver, PADI, 2018</w:t>
+      </w:r>
+    </w:p>
+    <w:p>
+      <w:pPr>
+        <w:pStyle w:val="ListParagraph"/>
+        <w:numPr>
+          <w:ilvl w:val="0"/>
+          <w:numId w:val="4"/>
+        </w:numPr>
+        <w:spacing w:after="0" w:line="240" w:lineRule="auto"/>
+        <w:rPr>
+          <w:rFonts w:ascii="Times New Roman" w:hAnsi="Times New Roman" w:cs="Times New Roman"/>
+        </w:rPr>
+      </w:pPr>
+      <w:r>
+        <w:rPr>
+          <w:rFonts w:ascii="Times New Roman" w:hAnsi="Times New Roman" w:cs="Times New Roman"/>
+        </w:rPr>
+        <w:t>Rescue diver, PADI, 2018</w:t>
+      </w:r>
+    </w:p>
+    <w:p>
+      <w:pPr>
+        <w:pStyle w:val="ListParagraph"/>
+        <w:numPr>
+          <w:ilvl w:val="0"/>
+          <w:numId w:val="14"/>
+        </w:numPr>
+        <w:spacing w:after="0" w:line="240" w:lineRule="auto"/>
+        <w:rPr>
+          <w:rFonts w:ascii="Times New Roman" w:eastAsia="Times New Roman" w:hAnsi="Times New Roman" w:cs="Times New Roman"/>
+          <w:kern w:val="0"/>
+          <w14:ligatures w14:val="none"/>
+        </w:rPr>
+      </w:pPr>
+      <w:r>
+        <w:rPr>
+          <w:rFonts w:ascii="Times New Roman" w:eastAsia="Times New Roman" w:hAnsi="Times New Roman" w:cs="Times New Roman"/>
+          <w:kern w:val="0"/>
+          <w14:ligatures w14:val="none"/>
+        </w:rPr>
+        <w:t xml:space="preserve">Emergency Oxygen Provider, </w:t>
+      </w:r>
+      <w:r>
+        <w:rPr>
+          <w:rFonts w:ascii="Times New Roman" w:eastAsia="Times New Roman" w:hAnsi="Times New Roman" w:cs="Times New Roman"/>
+          <w:kern w:val="0"/>
+          <w14:ligatures w14:val="none"/>
+        </w:rPr>
+        <w:t>CPR/ First Aid, AED, Neurological Assessment</w:t>
+      </w:r>
+    </w:p>
+    <w:p>
+      <w:pPr>
+        <w:pStyle w:val="ListParagraph"/>
+        <w:numPr>
+          <w:ilvl w:val="0"/>
+          <w:numId w:val="4"/>
+        </w:numPr>
+        <w:spacing w:after="0" w:line="240" w:lineRule="auto"/>
+        <w:rPr>
+          <w:rFonts w:ascii="Times New Roman" w:hAnsi="Times New Roman" w:cs="Times New Roman"/>
+        </w:rPr>
+      </w:pPr>
+      <w:r>
+        <w:rPr>
+          <w:rFonts w:ascii="Times New Roman" w:hAnsi="Times New Roman" w:cs="Times New Roman"/>
+        </w:rPr>
         <w:t>Protected Species Observer, AIS, 2021</w:t>
+      </w:r>
+    </w:p>
+    <w:p>
+      <w:pPr>
+        <w:pStyle w:val="ListParagraph"/>
+        <w:numPr>
+          <w:ilvl w:val="0"/>
+          <w:numId w:val="14"/>
+        </w:numPr>
+        <w:spacing w:after="0" w:line="240" w:lineRule="auto"/>
+        <w:rPr>
+          <w:rFonts w:ascii="Times New Roman" w:hAnsi="Times New Roman" w:cs="Times New Roman"/>
+        </w:rPr>
+      </w:pPr>
+      <w:r>
+        <w:rPr>
+          <w:rFonts w:ascii="Times New Roman" w:hAnsi="Times New Roman" w:cs="Times New Roman"/>
+        </w:rPr>
+        <w:t xml:space="preserve">Expertise in New England, Florida, and Caribbean marine species </w:t>
+      </w:r>
+      <w:r>
+        <w:rPr>
+          <w:rFonts w:ascii="Times New Roman" w:hAnsi="Times New Roman" w:cs="Times New Roman"/>
+        </w:rPr>
+        <w:t>ID</w:t>
+      </w:r>
+      <w:r>
+        <w:rPr>
+          <w:rFonts w:ascii="Times New Roman" w:hAnsi="Times New Roman" w:cs="Times New Roman"/>
+        </w:rPr>
+        <w:t>.</w:t>
       </w:r>
     </w:p>
     <w:p>
@@ -3704,7 +3808,6 @@
   <w:style w:type="character" w:default="1" w:styleId="DefaultParagraphFont">
     <w:name w:val="Default Paragraph Font"/>
     <w:uiPriority w:val="1"/>
-    <w:semiHidden/>
     <w:unhideWhenUsed/>
   </w:style>
   <w:style w:type="table" w:default="1" w:styleId="TableNormal">
